--- a/output/docx/Settings.docx
+++ b/output/docx/Settings.docx
@@ -88,7 +88,7 @@
         <w:rPr>
           <w:sz w:val="20"/>
         </w:rPr>
-        <w:t>Usuario deve estar logado no servidor e extrator como administrador ; Sistema esta configurado para ingles</w:t>
+        <w:t>Usuário deve estar logado no servidor e extrator como administrador ; Sistema está configurado para inglês</w:t>
       </w:r>
     </w:p>
     <w:p>
@@ -197,17 +197,17 @@
               <w:rPr>
                 <w:sz w:val="18"/>
               </w:rPr>
-              <w:t>administrador: pressiona botao 'Settings'</w:t>
-            </w:r>
-          </w:p>
-        </w:tc>
-        <w:tc>
-          <w:p>
-            <w:r>
-              <w:rPr>
-                <w:sz w:val="18"/>
-              </w:rPr>
-              <w:t>SYSTEM exibe a janela de configuracoes</w:t>
+              <w:t>administrador: pressiona botão 'Settings'</w:t>
+            </w:r>
+          </w:p>
+        </w:tc>
+        <w:tc>
+          <w:p>
+            <w:r>
+              <w:rPr>
+                <w:sz w:val="18"/>
+              </w:rPr>
+              <w:t>SYSTEM exibe a janela de configurações</w:t>
             </w:r>
           </w:p>
         </w:tc>
@@ -229,17 +229,17 @@
               <w:rPr>
                 <w:sz w:val="18"/>
               </w:rPr>
-              <w:t>administrador: seleciona a opção 'Portugues' no campo 'Language' e salva</w:t>
-            </w:r>
-          </w:p>
-        </w:tc>
-        <w:tc>
-          <w:p>
-            <w:r>
-              <w:rPr>
-                <w:sz w:val="18"/>
-              </w:rPr>
-              <w:t>SYSTEM exibe tela inicial 'SAFF extraction' tualizada com todos os campos em portugues</w:t>
+              <w:t>administrador: seleciona a opção 'Português' no campo 'Language' e pressiona botão 'Save'</w:t>
+            </w:r>
+          </w:p>
+        </w:tc>
+        <w:tc>
+          <w:p>
+            <w:r>
+              <w:rPr>
+                <w:sz w:val="18"/>
+              </w:rPr>
+              <w:t>SYSTEM exibe tela inicial 'SAFF extraction' tualizada com todos os campos em português</w:t>
             </w:r>
           </w:p>
         </w:tc>
@@ -278,7 +278,7 @@
         <w:rPr>
           <w:sz w:val="20"/>
         </w:rPr>
-        <w:t>Usuario deve estar logado no servidor e extrator como administrador ; Sistema esta configurado para ingles</w:t>
+        <w:t>Usuário deve estar logado no servidor e extrator como administrador ; Sistema está configurado para inglês</w:t>
       </w:r>
     </w:p>
     <w:p>
@@ -387,7 +387,7 @@
               <w:rPr>
                 <w:sz w:val="18"/>
               </w:rPr>
-              <w:t>administrador: Abre arquivo de configuracoes e modifica propriedade linguagem para 'Espanol', salva e loga novamente no sistema</w:t>
+              <w:t>administrador: Abre arquivo de configurações e modifica propriedade linguagem para 'Español', salva e loga novamente no sistema</w:t>
             </w:r>
           </w:p>
         </w:tc>
@@ -436,7 +436,7 @@
         <w:rPr>
           <w:sz w:val="20"/>
         </w:rPr>
-        <w:t>Usuario deve estar logado no servidor e extrator como administrador ; Sistema esta configurado para ingles</w:t>
+        <w:t>Usuário deve estar logado no servidor e extrator como administrador ; Sistema está configurado para inglês</w:t>
       </w:r>
     </w:p>
     <w:p>
@@ -545,17 +545,17 @@
               <w:rPr>
                 <w:sz w:val="18"/>
               </w:rPr>
-              <w:t>administrador: pressiona botao 'Settings'</w:t>
-            </w:r>
-          </w:p>
-        </w:tc>
-        <w:tc>
-          <w:p>
-            <w:r>
-              <w:rPr>
-                <w:sz w:val="18"/>
-              </w:rPr>
-              <w:t>SYSTEM exibe a janela de configuracoes</w:t>
+              <w:t>administrador: pressiona botão 'Settings'</w:t>
+            </w:r>
+          </w:p>
+        </w:tc>
+        <w:tc>
+          <w:p>
+            <w:r>
+              <w:rPr>
+                <w:sz w:val="18"/>
+              </w:rPr>
+              <w:t>SYSTEM exibe a janela de configurações</w:t>
             </w:r>
           </w:p>
         </w:tc>
@@ -577,17 +577,17 @@
               <w:rPr>
                 <w:sz w:val="18"/>
               </w:rPr>
-              <w:t>administrador: seleciona somente opcao 'Pre test' no campo 'Visible Test Type' e pressiona botao 'Save'</w:t>
-            </w:r>
-          </w:p>
-        </w:tc>
-        <w:tc>
-          <w:p>
-            <w:r>
-              <w:rPr>
-                <w:sz w:val="18"/>
-              </w:rPr>
-              <w:t>SYSTEM atualiza tela inicial 'SAFF extraction' exibindo somente 'Pre test' como opcao de teste.</w:t>
+              <w:t>administrador: seleciona somente opção 'Pre test' no campo 'Visible Test Type' e pressiona botão 'Save'</w:t>
+            </w:r>
+          </w:p>
+        </w:tc>
+        <w:tc>
+          <w:p>
+            <w:r>
+              <w:rPr>
+                <w:sz w:val="18"/>
+              </w:rPr>
+              <w:t>SYSTEM atualiza tela inicial 'SAFF extraction' exibindo somente 'Pre test' como opção de teste.</w:t>
             </w:r>
           </w:p>
         </w:tc>
@@ -626,7 +626,7 @@
         <w:rPr>
           <w:sz w:val="20"/>
         </w:rPr>
-        <w:t>Usuario deve estar logado no servidor e extrator como administrador ; Sistema esta configurado para ingles</w:t>
+        <w:t>Usuário deve estar logado no servidor e extrator como administrador ; Sistema está configurado para inglês</w:t>
       </w:r>
     </w:p>
     <w:p>
@@ -735,17 +735,17 @@
               <w:rPr>
                 <w:sz w:val="18"/>
               </w:rPr>
-              <w:t>administrador: pressiona botao 'Settings'</w:t>
-            </w:r>
-          </w:p>
-        </w:tc>
-        <w:tc>
-          <w:p>
-            <w:r>
-              <w:rPr>
-                <w:sz w:val="18"/>
-              </w:rPr>
-              <w:t>SYSTEM exibe a janela de configuracoes</w:t>
+              <w:t>administrador: pressiona botão 'Settings'</w:t>
+            </w:r>
+          </w:p>
+        </w:tc>
+        <w:tc>
+          <w:p>
+            <w:r>
+              <w:rPr>
+                <w:sz w:val="18"/>
+              </w:rPr>
+              <w:t>SYSTEM exibe a janela de configurações</w:t>
             </w:r>
           </w:p>
         </w:tc>
@@ -767,17 +767,17 @@
               <w:rPr>
                 <w:sz w:val="18"/>
               </w:rPr>
-              <w:t>administrador: seleciona somente opcao 'Pre test' no campo 'Default Test Type' e pressiona botao 'Save'</w:t>
-            </w:r>
-          </w:p>
-        </w:tc>
-        <w:tc>
-          <w:p>
-            <w:r>
-              <w:rPr>
-                <w:sz w:val="18"/>
-              </w:rPr>
-              <w:t>SYSTEM atualiza tela inicial 'SAFF extraction' exibindo e tipo de teste 'Pre test' esta marcado.</w:t>
+              <w:t>administrador: seleciona somente opção 'Pre test' no campo 'Default Test Type' e pressiona botão 'Save'</w:t>
+            </w:r>
+          </w:p>
+        </w:tc>
+        <w:tc>
+          <w:p>
+            <w:r>
+              <w:rPr>
+                <w:sz w:val="18"/>
+              </w:rPr>
+              <w:t>SYSTEM atualiza tela inicial 'SAFF extraction' exibindo e tipo de teste 'Pre test' está marcado.</w:t>
             </w:r>
           </w:p>
         </w:tc>

--- a/output/docx/Settings.docx
+++ b/output/docx/Settings.docx
@@ -387,7 +387,39 @@
               <w:rPr>
                 <w:sz w:val="18"/>
               </w:rPr>
-              <w:t>administrador: Abre arquivo de configurações e modifica propriedade linguagem para 'Español', salva e loga novamente no sistema</w:t>
+              <w:t>administrador: pressiona botão 'Settings'</w:t>
+            </w:r>
+          </w:p>
+        </w:tc>
+        <w:tc>
+          <w:p>
+            <w:r>
+              <w:rPr>
+                <w:sz w:val="18"/>
+              </w:rPr>
+              <w:t>SYSTEM exibe a janela de configurações</w:t>
+            </w:r>
+          </w:p>
+        </w:tc>
+      </w:tr>
+      <w:tr>
+        <w:tc>
+          <w:p>
+            <w:r>
+              <w:rPr>
+                <w:sz w:val="18"/>
+              </w:rPr>
+              <w:t>2</w:t>
+            </w:r>
+          </w:p>
+        </w:tc>
+        <w:tc>
+          <w:p>
+            <w:r>
+              <w:rPr>
+                <w:sz w:val="18"/>
+              </w:rPr>
+              <w:t>administrador: seleciona a opção 'Español' no campo 'Language' e pressiona botão 'Save'</w:t>
             </w:r>
           </w:p>
         </w:tc>
